--- a/docs/abstract_results_section.docx
+++ b/docs/abstract_results_section.docx
@@ -838,7 +838,7 @@
         <w:pStyle w:val="FirstParagraph"/>
       </w:pPr>
       <w:r>
-        <w:t xml:space="preserve">In multivariable Cox regression, the global Schoenfeld test was significant (p=0.010), attributable to is_us_based and author count; every other covariate satisfied proportional hazards. The author count effect was therefore refitted with a log-time interaction, under which the hazard ratio rose from 0.98 (95% CI 0.82-1.18) at 3 months to 1.46 (95% CI 1.20-1.77) at 24 months, so the single hazard ratio reported for it in the main model is an average over follow-up rather than a constant. Significant predictors of publication velocity were randomized design (HR 2.00, 95% CI 1.34-2.98, p=0.001); author count (HR 1.22, 95% CI 1.06-1.40, p=0.006). The remaining covariates – academic affiliation, US-based affiliation, inferred male first author, multicenter conduct – were not significant. In logistic regression, US-based affiliation was not significantly associated with the odds of publication (OR 0.74, 95% CI 0.52-1.04, p=0.086).</w:t>
+        <w:t xml:space="preserve">In multivariable Cox regression, the global Schoenfeld test was significant (p=0.010), attributable to US-based affiliation and author count. Each violating covariate was remediated – US-based affiliation by stratification, and author count by stratification – and the reported hazard ratios come from that remediated model, which satisfies proportional hazards (global p=0.607). US-based affiliation and author count are absorbed into the model’s strata and therefore have no single hazard ratio. The author count effect was therefore refitted with a log-time interaction, under which the hazard ratio rose from 0.98 (95% CI 0.82-1.18) at 3 months to 1.46 (95% CI 1.20-1.77) at 24 months, so the single hazard ratio reported for it in the main model is an average over follow-up rather than a constant. Significant predictors of publication velocity were randomized design (HR 1.99, 95% CI 1.33-2.98, p=0.001). The remaining covariates – academic affiliation, inferred male first author, multicenter conduct – were not significant. In logistic regression, US-based affiliation was not significantly associated with the odds of publication (OR 0.74, 95% CI 0.52-1.04, p=0.086).</w:t>
       </w:r>
     </w:p>
     <w:bookmarkEnd w:id="35"/>
